--- a/2026 الى 2027/حصر كل شيء 2027/حصر غير المستجيبات للمنصة  2027.docx
+++ b/2026 الى 2027/حصر كل شيء 2027/حصر غير المستجيبات للمنصة  2027.docx
@@ -149,7 +149,7 @@
           <w:szCs w:val="36"/>
           <w:u w:val="single"/>
         </w:rPr>
-        <w:t>6</w:t>
+        <w:t>7</w:t>
       </w:r>
       <w:r>
         <w:rPr>
